--- a/STARLAB_Unit_4/Teaching_Guides/Unit_4_Overview_and_Preparation.docx
+++ b/STARLAB_Unit_4/Teaching_Guides/Unit_4_Overview_and_Preparation.docx
@@ -323,7 +323,7 @@
     <w:p/>
     <w:p>
       <w:r>
-        <w:t>Teachers may adapt point values to fit local grading systems.</w:t>
+        <w:t>These percentages are optional local within-unit scoring suggestions, not course gradebook weights. Record the listed data cleaning, analysis, visual, uncertainty, and interpretation evidence under Data Analysis and Interpretation. The six syllabus weights remain authoritative.</w:t>
       </w:r>
     </w:p>
     <w:tbl>
@@ -374,6 +374,9 @@
             </w:r>
           </w:p>
         </w:tc>
+        <w:trPr>
+          <w:tblHeader/>
+        </w:trPr>
       </w:tr>
       <w:tr>
         <w:tc>
@@ -833,6 +836,9 @@
             </w:r>
           </w:p>
         </w:tc>
+        <w:trPr>
+          <w:tblHeader/>
+        </w:trPr>
       </w:tr>
       <w:tr>
         <w:tc>

--- a/STARLAB_Unit_4/Teaching_Guides/Unit_4_Overview_and_Preparation.docx
+++ b/STARLAB_Unit_4/Teaching_Guides/Unit_4_Overview_and_Preparation.docx
@@ -317,31 +317,38 @@
         <w:pStyle w:val="Heading1"/>
       </w:pPr>
       <w:r>
-        <w:t>Suggested Assessment Categories</w:t>
+        <w:t>Optional Within-Unit Scoring Breakdown</w:t>
       </w:r>
     </w:p>
-    <w:p/>
+    <w:p>
+      <w:pPr/>
+      <w:r>
+        <w:t>These percentages describe the suggested balance of evidence within this unit. They do not replace the six official STARLAB gradebook categories or course weights. Record each scored assignment in the official category identified below. Teachers may leave formative items ungraded or adjust local point values while preserving the official course weights.</w:t>
+      </w:r>
+    </w:p>
     <w:p>
       <w:r>
-        <w:t>These percentages are optional local within-unit scoring suggestions, not course gradebook weights. Record the listed data cleaning, analysis, visual, uncertainty, and interpretation evidence under Data Analysis and Interpretation. The six syllabus weights remain authoritative.</w:t>
+        <w:t>Unit mapping: Record all scored data cleaning, analysis, visual, uncertainty, limitation, and interpretation evidence under Data Analysis and Interpretation.</w:t>
       </w:r>
     </w:p>
     <w:tbl>
       <w:tblPr>
         <w:tblStyle w:val="TableGrid"/>
-        <w:tblW w:type="auto" w:w="0"/>
+        <w:tblW w:type="dxa" w:w="10368"/>
         <w:jc w:val="center"/>
+        <w:tblLayout w:type="fixed"/>
         <w:tblLook w:firstColumn="1" w:firstRow="1" w:lastColumn="0" w:lastRow="0" w:noHBand="0" w:noVBand="1" w:val="04A0"/>
       </w:tblPr>
       <w:tblGrid>
-        <w:gridCol w:w="5184"/>
-        <w:gridCol w:w="5184"/>
+        <w:gridCol w:w="4536"/>
+        <w:gridCol w:w="2100"/>
+        <w:gridCol w:w="3732"/>
       </w:tblGrid>
       <w:tr>
         <w:tc>
           <w:tcPr>
-            <w:tcW w:type="dxa" w:w="5184"/>
-            <w:vAlign w:val="top"/>
+            <w:tcW w:type="dxa" w:w="4536"/>
+            <w:vAlign w:val="center"/>
             <w:shd w:fill="ED1C24"/>
           </w:tcPr>
           <w:p>
@@ -358,11 +365,12 @@
         </w:tc>
         <w:tc>
           <w:tcPr>
-            <w:tcW w:type="dxa" w:w="5184"/>
-            <w:vAlign w:val="top"/>
+            <w:tcW w:type="dxa" w:w="2100"/>
             <w:shd w:fill="ED1C24"/>
+            <w:vAlign w:val="center"/>
           </w:tcPr>
           <w:p>
+            <w:r/>
             <w:r>
               <w:rPr>
                 <w:rFonts w:ascii="Aptos" w:hAnsi="Aptos"/>
@@ -370,19 +378,39 @@
                 <w:color w:val="FFFFFF"/>
                 <w:sz w:val="18"/>
               </w:rPr>
-              <w:t>Suggested Weight</w:t>
+              <w:t>Suggested Within-Unit Weight</w:t>
             </w:r>
           </w:p>
         </w:tc>
         <w:trPr>
           <w:tblHeader/>
+          <w:tblHeader w:val="true"/>
         </w:trPr>
+        <w:tc>
+          <w:tcPr>
+            <w:tcW w:type="dxa" w:w="3732"/>
+            <w:shd w:fill="ED1C24"/>
+            <w:vAlign w:val="center"/>
+          </w:tcPr>
+          <w:p>
+            <w:r/>
+            <w:r>
+              <w:rPr>
+                <w:rFonts w:ascii="Aptos" w:hAnsi="Aptos"/>
+                <w:b/>
+                <w:color w:val="FFFFFF"/>
+                <w:sz w:val="18"/>
+              </w:rPr>
+              <w:t>Official Gradebook Category</w:t>
+            </w:r>
+          </w:p>
+        </w:tc>
       </w:tr>
       <w:tr>
         <w:tc>
           <w:tcPr>
-            <w:tcW w:type="dxa" w:w="5184"/>
-            <w:vAlign w:val="top"/>
+            <w:tcW w:type="dxa" w:w="4536"/>
+            <w:vAlign w:val="center"/>
           </w:tcPr>
           <w:p>
             <w:r>
@@ -396,8 +424,8 @@
         </w:tc>
         <w:tc>
           <w:tcPr>
-            <w:tcW w:type="dxa" w:w="5184"/>
-            <w:vAlign w:val="top"/>
+            <w:tcW w:type="dxa" w:w="2100"/>
+            <w:vAlign w:val="center"/>
           </w:tcPr>
           <w:p>
             <w:r>
@@ -409,12 +437,28 @@
             </w:r>
           </w:p>
         </w:tc>
+        <w:tc>
+          <w:tcPr>
+            <w:tcW w:type="dxa" w:w="3732"/>
+            <w:vAlign w:val="center"/>
+          </w:tcPr>
+          <w:p>
+            <w:r/>
+            <w:r>
+              <w:rPr>
+                <w:rFonts w:ascii="Aptos" w:hAnsi="Aptos"/>
+                <w:sz w:val="18"/>
+              </w:rPr>
+              <w:t>Data Analysis and Interpretation</w:t>
+            </w:r>
+          </w:p>
+        </w:tc>
       </w:tr>
       <w:tr>
         <w:tc>
           <w:tcPr>
-            <w:tcW w:type="dxa" w:w="5184"/>
-            <w:vAlign w:val="top"/>
+            <w:tcW w:type="dxa" w:w="4536"/>
+            <w:vAlign w:val="center"/>
           </w:tcPr>
           <w:p>
             <w:r>
@@ -428,8 +472,8 @@
         </w:tc>
         <w:tc>
           <w:tcPr>
-            <w:tcW w:type="dxa" w:w="5184"/>
-            <w:vAlign w:val="top"/>
+            <w:tcW w:type="dxa" w:w="2100"/>
+            <w:vAlign w:val="center"/>
           </w:tcPr>
           <w:p>
             <w:r>
@@ -441,12 +485,28 @@
             </w:r>
           </w:p>
         </w:tc>
+        <w:tc>
+          <w:tcPr>
+            <w:tcW w:type="dxa" w:w="3732"/>
+            <w:vAlign w:val="center"/>
+          </w:tcPr>
+          <w:p>
+            <w:r/>
+            <w:r>
+              <w:rPr>
+                <w:rFonts w:ascii="Aptos" w:hAnsi="Aptos"/>
+                <w:sz w:val="18"/>
+              </w:rPr>
+              <w:t>Data Analysis and Interpretation</w:t>
+            </w:r>
+          </w:p>
+        </w:tc>
       </w:tr>
       <w:tr>
         <w:tc>
           <w:tcPr>
-            <w:tcW w:type="dxa" w:w="5184"/>
-            <w:vAlign w:val="top"/>
+            <w:tcW w:type="dxa" w:w="4536"/>
+            <w:vAlign w:val="center"/>
           </w:tcPr>
           <w:p>
             <w:r>
@@ -460,8 +520,8 @@
         </w:tc>
         <w:tc>
           <w:tcPr>
-            <w:tcW w:type="dxa" w:w="5184"/>
-            <w:vAlign w:val="top"/>
+            <w:tcW w:type="dxa" w:w="2100"/>
+            <w:vAlign w:val="center"/>
           </w:tcPr>
           <w:p>
             <w:r>
@@ -473,12 +533,28 @@
             </w:r>
           </w:p>
         </w:tc>
+        <w:tc>
+          <w:tcPr>
+            <w:tcW w:type="dxa" w:w="3732"/>
+            <w:vAlign w:val="center"/>
+          </w:tcPr>
+          <w:p>
+            <w:r/>
+            <w:r>
+              <w:rPr>
+                <w:rFonts w:ascii="Aptos" w:hAnsi="Aptos"/>
+                <w:sz w:val="18"/>
+              </w:rPr>
+              <w:t>Data Analysis and Interpretation</w:t>
+            </w:r>
+          </w:p>
+        </w:tc>
       </w:tr>
       <w:tr>
         <w:tc>
           <w:tcPr>
-            <w:tcW w:type="dxa" w:w="5184"/>
-            <w:vAlign w:val="top"/>
+            <w:tcW w:type="dxa" w:w="4536"/>
+            <w:vAlign w:val="center"/>
           </w:tcPr>
           <w:p>
             <w:r>
@@ -492,8 +568,8 @@
         </w:tc>
         <w:tc>
           <w:tcPr>
-            <w:tcW w:type="dxa" w:w="5184"/>
-            <w:vAlign w:val="top"/>
+            <w:tcW w:type="dxa" w:w="2100"/>
+            <w:vAlign w:val="center"/>
           </w:tcPr>
           <w:p>
             <w:r>
@@ -505,12 +581,28 @@
             </w:r>
           </w:p>
         </w:tc>
+        <w:tc>
+          <w:tcPr>
+            <w:tcW w:type="dxa" w:w="3732"/>
+            <w:vAlign w:val="center"/>
+          </w:tcPr>
+          <w:p>
+            <w:r/>
+            <w:r>
+              <w:rPr>
+                <w:rFonts w:ascii="Aptos" w:hAnsi="Aptos"/>
+                <w:sz w:val="18"/>
+              </w:rPr>
+              <w:t>Data Analysis and Interpretation</w:t>
+            </w:r>
+          </w:p>
+        </w:tc>
       </w:tr>
       <w:tr>
         <w:tc>
           <w:tcPr>
-            <w:tcW w:type="dxa" w:w="5184"/>
-            <w:vAlign w:val="top"/>
+            <w:tcW w:type="dxa" w:w="4536"/>
+            <w:vAlign w:val="center"/>
           </w:tcPr>
           <w:p>
             <w:r>
@@ -524,8 +616,8 @@
         </w:tc>
         <w:tc>
           <w:tcPr>
-            <w:tcW w:type="dxa" w:w="5184"/>
-            <w:vAlign w:val="top"/>
+            <w:tcW w:type="dxa" w:w="2100"/>
+            <w:vAlign w:val="center"/>
           </w:tcPr>
           <w:p>
             <w:r>
@@ -537,12 +629,28 @@
             </w:r>
           </w:p>
         </w:tc>
+        <w:tc>
+          <w:tcPr>
+            <w:tcW w:type="dxa" w:w="3732"/>
+            <w:vAlign w:val="center"/>
+          </w:tcPr>
+          <w:p>
+            <w:r/>
+            <w:r>
+              <w:rPr>
+                <w:rFonts w:ascii="Aptos" w:hAnsi="Aptos"/>
+                <w:sz w:val="18"/>
+              </w:rPr>
+              <w:t>Data Analysis and Interpretation</w:t>
+            </w:r>
+          </w:p>
+        </w:tc>
       </w:tr>
       <w:tr>
         <w:tc>
           <w:tcPr>
-            <w:tcW w:type="dxa" w:w="5184"/>
-            <w:vAlign w:val="top"/>
+            <w:tcW w:type="dxa" w:w="4536"/>
+            <w:vAlign w:val="center"/>
           </w:tcPr>
           <w:p>
             <w:r>
@@ -556,8 +664,8 @@
         </w:tc>
         <w:tc>
           <w:tcPr>
-            <w:tcW w:type="dxa" w:w="5184"/>
-            <w:vAlign w:val="top"/>
+            <w:tcW w:type="dxa" w:w="2100"/>
+            <w:vAlign w:val="center"/>
           </w:tcPr>
           <w:p>
             <w:r>
@@ -569,12 +677,28 @@
             </w:r>
           </w:p>
         </w:tc>
+        <w:tc>
+          <w:tcPr>
+            <w:tcW w:type="dxa" w:w="3732"/>
+            <w:vAlign w:val="center"/>
+          </w:tcPr>
+          <w:p>
+            <w:r/>
+            <w:r>
+              <w:rPr>
+                <w:rFonts w:ascii="Aptos" w:hAnsi="Aptos"/>
+                <w:sz w:val="18"/>
+              </w:rPr>
+              <w:t>Data Analysis and Interpretation</w:t>
+            </w:r>
+          </w:p>
+        </w:tc>
       </w:tr>
       <w:tr>
         <w:tc>
           <w:tcPr>
-            <w:tcW w:type="dxa" w:w="5184"/>
-            <w:vAlign w:val="top"/>
+            <w:tcW w:type="dxa" w:w="4536"/>
+            <w:vAlign w:val="center"/>
           </w:tcPr>
           <w:p>
             <w:r>
@@ -588,8 +712,8 @@
         </w:tc>
         <w:tc>
           <w:tcPr>
-            <w:tcW w:type="dxa" w:w="5184"/>
-            <w:vAlign w:val="top"/>
+            <w:tcW w:type="dxa" w:w="2100"/>
+            <w:vAlign w:val="center"/>
           </w:tcPr>
           <w:p>
             <w:r>
@@ -598,6 +722,22 @@
                 <w:sz w:val="18"/>
               </w:rPr>
               <w:t>10%</w:t>
+            </w:r>
+          </w:p>
+        </w:tc>
+        <w:tc>
+          <w:tcPr>
+            <w:tcW w:type="dxa" w:w="3732"/>
+            <w:vAlign w:val="center"/>
+          </w:tcPr>
+          <w:p>
+            <w:r/>
+            <w:r>
+              <w:rPr>
+                <w:rFonts w:ascii="Aptos" w:hAnsi="Aptos"/>
+                <w:sz w:val="18"/>
+              </w:rPr>
+              <w:t>Data Analysis and Interpretation</w:t>
             </w:r>
           </w:p>
         </w:tc>
